--- a/conf/base_document/form_template/dg/3E-FPGA/主要战技指标.docx
+++ b/conf/base_document/form_template/dg/3E-FPGA/主要战技指标.docx
@@ -10,7 +10,6 @@
         <w:jc w:val="left"/>
         <w:textAlignment w:val="baseline"/>
         <w:rPr>
-          <w:rFonts w:hint="eastAsia"/>
           <w:sz w:val="24"/>
           <w:szCs w:val="24"/>
         </w:rPr>
@@ -39,23 +38,19 @@
           <w:sz w:val="24"/>
           <w:szCs w:val="24"/>
         </w:rPr>
-        <w:t>主要功能要求如下表所示</w:t>
+        <w:t>主要功能要求如下表所示。</w:t>
       </w:r>
-      <w:r>
+    </w:p>
+    <w:p>
+      <w:pPr>
+        <w:widowControl/>
+        <w:spacing w:line="360" w:lineRule="auto"/>
+        <w:jc w:val="center"/>
+        <w:textAlignment w:val="baseline"/>
         <w:rPr>
           <w:rFonts w:hint="eastAsia"/>
           <w:sz w:val="24"/>
           <w:szCs w:val="24"/>
-        </w:rPr>
-        <w:t>。</w:t>
-      </w:r>
-    </w:p>
-    <w:p>
-      <w:pPr>
-        <w:jc w:val="center"/>
-        <w:rPr>
-          <w:rFonts w:eastAsia="黑体"/>
-          <w:szCs w:val="21"/>
         </w:rPr>
       </w:pPr>
       <w:r>
@@ -184,36 +179,40 @@
     </w:p>
     <w:tbl>
       <w:tblPr>
-        <w:tblStyle w:val="RC"/>
         <w:tblW w:w="5000" w:type="pct"/>
-        <w:tblLayout w:type="fixed"/>
-        <w:tblCellMar>
-          <w:top w:w="57" w:type="dxa"/>
-          <w:bottom w:w="57" w:type="dxa"/>
-        </w:tblCellMar>
-        <w:tblLook w:val="04A0" w:firstRow="1" w:lastRow="0" w:firstColumn="1" w:lastColumn="0" w:noHBand="0" w:noVBand="1"/>
+        <w:tblBorders>
+          <w:top w:val="single" w:sz="12" w:space="0" w:color="auto"/>
+          <w:left w:val="single" w:sz="12" w:space="0" w:color="auto"/>
+          <w:bottom w:val="single" w:sz="12" w:space="0" w:color="auto"/>
+          <w:right w:val="single" w:sz="12" w:space="0" w:color="auto"/>
+          <w:insideH w:val="single" w:sz="6" w:space="0" w:color="auto"/>
+          <w:insideV w:val="single" w:sz="6" w:space="0" w:color="auto"/>
+        </w:tblBorders>
+        <w:tblLook w:val="0000" w:firstRow="0" w:lastRow="0" w:firstColumn="0" w:lastColumn="0" w:noHBand="0" w:noVBand="0"/>
       </w:tblPr>
       <w:tblGrid>
-        <w:gridCol w:w="2395"/>
-        <w:gridCol w:w="4110"/>
-        <w:gridCol w:w="2535"/>
+        <w:gridCol w:w="2578"/>
+        <w:gridCol w:w="4052"/>
+        <w:gridCol w:w="2410"/>
       </w:tblGrid>
       <w:tr>
         <w:trPr>
-          <w:trHeight w:val="454"/>
+          <w:trHeight w:val="340"/>
         </w:trPr>
         <w:tc>
           <w:tcPr>
-            <w:tcW w:w="1325" w:type="pct"/>
+            <w:tcW w:w="1426" w:type="pct"/>
+            <w:vAlign w:val="center"/>
           </w:tcPr>
           <w:p>
             <w:pPr>
-              <w:adjustRightInd w:val="0"/>
-              <w:snapToGrid w:val="0"/>
-              <w:spacing w:line="240" w:lineRule="auto"/>
+              <w:tabs>
+                <w:tab w:val="left" w:pos="6706"/>
+              </w:tabs>
               <w:jc w:val="center"/>
               <w:rPr>
                 <w:rFonts w:eastAsia="黑体"/>
+                <w:szCs w:val="21"/>
               </w:rPr>
             </w:pPr>
             <w:r>
@@ -226,16 +225,18 @@
         </w:tc>
         <w:tc>
           <w:tcPr>
-            <w:tcW w:w="2273" w:type="pct"/>
+            <w:tcW w:w="2241" w:type="pct"/>
+            <w:vAlign w:val="center"/>
           </w:tcPr>
           <w:p>
             <w:pPr>
-              <w:adjustRightInd w:val="0"/>
-              <w:snapToGrid w:val="0"/>
-              <w:spacing w:line="240" w:lineRule="auto"/>
+              <w:tabs>
+                <w:tab w:val="left" w:pos="6706"/>
+              </w:tabs>
               <w:jc w:val="center"/>
               <w:rPr>
                 <w:rFonts w:eastAsia="黑体"/>
+                <w:szCs w:val="21"/>
               </w:rPr>
             </w:pPr>
             <w:r>
@@ -248,16 +249,18 @@
         </w:tc>
         <w:tc>
           <w:tcPr>
-            <w:tcW w:w="1402" w:type="pct"/>
+            <w:tcW w:w="1333" w:type="pct"/>
+            <w:vAlign w:val="center"/>
           </w:tcPr>
           <w:p>
             <w:pPr>
-              <w:adjustRightInd w:val="0"/>
-              <w:snapToGrid w:val="0"/>
-              <w:spacing w:line="240" w:lineRule="auto"/>
+              <w:tabs>
+                <w:tab w:val="left" w:pos="6706"/>
+              </w:tabs>
               <w:jc w:val="center"/>
               <w:rPr>
                 <w:rFonts w:eastAsia="黑体"/>
+                <w:szCs w:val="21"/>
               </w:rPr>
             </w:pPr>
             <w:r>
@@ -271,19 +274,18 @@
       </w:tr>
       <w:tr>
         <w:trPr>
-          <w:trHeight w:val="454"/>
+          <w:trHeight w:val="340"/>
         </w:trPr>
         <w:tc>
           <w:tcPr>
-            <w:tcW w:w="1325" w:type="pct"/>
+            <w:tcW w:w="1426" w:type="pct"/>
+            <w:vAlign w:val="center"/>
           </w:tcPr>
           <w:p>
             <w:pPr>
-              <w:adjustRightInd w:val="0"/>
-              <w:snapToGrid w:val="0"/>
-              <w:spacing w:line="240" w:lineRule="auto"/>
-              <w:rPr>
-                <w:color w:val="548DD4" w:themeColor="text2" w:themeTint="99"/>
+              <w:jc w:val="center"/>
+              <w:rPr>
+                <w:szCs w:val="21"/>
               </w:rPr>
             </w:pPr>
             <w:r>
@@ -386,16 +388,14 @@
         </w:tc>
         <w:tc>
           <w:tcPr>
-            <w:tcW w:w="2273" w:type="pct"/>
+            <w:tcW w:w="2241" w:type="pct"/>
+            <w:vAlign w:val="center"/>
           </w:tcPr>
           <w:p>
             <w:pPr>
-              <w:adjustRightInd w:val="0"/>
-              <w:snapToGrid w:val="0"/>
-              <w:spacing w:line="240" w:lineRule="auto"/>
-              <w:jc w:val="left"/>
-              <w:rPr>
-                <w:color w:val="548DD4" w:themeColor="text2" w:themeTint="99"/>
+              <w:jc w:val="center"/>
+              <w:rPr>
+                <w:szCs w:val="21"/>
               </w:rPr>
             </w:pPr>
             <w:r>
@@ -462,16 +462,14 @@
         </w:tc>
         <w:tc>
           <w:tcPr>
-            <w:tcW w:w="1402" w:type="pct"/>
+            <w:tcW w:w="1333" w:type="pct"/>
+            <w:vAlign w:val="center"/>
           </w:tcPr>
           <w:p>
             <w:pPr>
-              <w:adjustRightInd w:val="0"/>
-              <w:snapToGrid w:val="0"/>
-              <w:spacing w:line="240" w:lineRule="auto"/>
-              <w:jc w:val="left"/>
-              <w:rPr>
-                <w:color w:val="548DD4" w:themeColor="text2" w:themeTint="99"/>
+              <w:jc w:val="center"/>
+              <w:rPr>
+                <w:szCs w:val="24"/>
               </w:rPr>
             </w:pPr>
             <w:r>
@@ -498,17 +496,16 @@
       </w:tr>
       <w:tr>
         <w:trPr>
-          <w:trHeight w:val="454"/>
+          <w:trHeight w:val="340"/>
         </w:trPr>
         <w:tc>
           <w:tcPr>
-            <w:tcW w:w="1325" w:type="pct"/>
+            <w:tcW w:w="1426" w:type="pct"/>
+            <w:vAlign w:val="center"/>
           </w:tcPr>
           <w:p>
             <w:pPr>
-              <w:adjustRightInd w:val="0"/>
-              <w:snapToGrid w:val="0"/>
-              <w:spacing w:line="240" w:lineRule="auto"/>
+              <w:jc w:val="center"/>
               <w:rPr>
                 <w:color w:val="548DD4" w:themeColor="text2" w:themeTint="99"/>
               </w:rPr>
@@ -607,14 +604,12 @@
         </w:tc>
         <w:tc>
           <w:tcPr>
-            <w:tcW w:w="2273" w:type="pct"/>
+            <w:tcW w:w="2241" w:type="pct"/>
+            <w:vAlign w:val="center"/>
           </w:tcPr>
           <w:p>
             <w:pPr>
-              <w:adjustRightInd w:val="0"/>
-              <w:snapToGrid w:val="0"/>
-              <w:spacing w:line="240" w:lineRule="auto"/>
-              <w:jc w:val="left"/>
+              <w:jc w:val="center"/>
               <w:rPr>
                 <w:color w:val="548DD4" w:themeColor="text2" w:themeTint="99"/>
               </w:rPr>
@@ -671,14 +666,12 @@
         </w:tc>
         <w:tc>
           <w:tcPr>
-            <w:tcW w:w="1402" w:type="pct"/>
+            <w:tcW w:w="1333" w:type="pct"/>
+            <w:vAlign w:val="center"/>
           </w:tcPr>
           <w:p>
             <w:pPr>
-              <w:adjustRightInd w:val="0"/>
-              <w:snapToGrid w:val="0"/>
-              <w:spacing w:line="240" w:lineRule="auto"/>
-              <w:jc w:val="left"/>
+              <w:jc w:val="center"/>
               <w:rPr>
                 <w:color w:val="548DD4" w:themeColor="text2" w:themeTint="99"/>
               </w:rPr>
@@ -724,655 +717,99 @@
       </w:tr>
       <w:tr>
         <w:trPr>
-          <w:trHeight w:val="454"/>
+          <w:trHeight w:val="340"/>
         </w:trPr>
         <w:tc>
           <w:tcPr>
-            <w:tcW w:w="1325" w:type="pct"/>
+            <w:tcW w:w="1426" w:type="pct"/>
+            <w:vAlign w:val="center"/>
           </w:tcPr>
           <w:p>
             <w:pPr>
-              <w:adjustRightInd w:val="0"/>
-              <w:snapToGrid w:val="0"/>
-              <w:spacing w:line="240" w:lineRule="auto"/>
+              <w:jc w:val="center"/>
+              <w:rPr>
+                <w:color w:val="548DD4" w:themeColor="text2" w:themeTint="99"/>
+              </w:rPr>
             </w:pPr>
           </w:p>
         </w:tc>
         <w:tc>
           <w:tcPr>
-            <w:tcW w:w="2273" w:type="pct"/>
+            <w:tcW w:w="2241" w:type="pct"/>
+            <w:vAlign w:val="center"/>
           </w:tcPr>
           <w:p>
             <w:pPr>
-              <w:adjustRightInd w:val="0"/>
-              <w:snapToGrid w:val="0"/>
-              <w:spacing w:line="240" w:lineRule="auto"/>
-              <w:jc w:val="left"/>
+              <w:jc w:val="center"/>
+              <w:rPr>
+                <w:color w:val="548DD4" w:themeColor="text2" w:themeTint="99"/>
+              </w:rPr>
             </w:pPr>
           </w:p>
         </w:tc>
         <w:tc>
           <w:tcPr>
-            <w:tcW w:w="1402" w:type="pct"/>
+            <w:tcW w:w="1333" w:type="pct"/>
+            <w:vAlign w:val="center"/>
           </w:tcPr>
           <w:p>
             <w:pPr>
-              <w:adjustRightInd w:val="0"/>
-              <w:snapToGrid w:val="0"/>
-              <w:spacing w:line="240" w:lineRule="auto"/>
-              <w:jc w:val="left"/>
+              <w:jc w:val="center"/>
+              <w:rPr>
+                <w:color w:val="548DD4" w:themeColor="text2" w:themeTint="99"/>
+              </w:rPr>
             </w:pPr>
           </w:p>
         </w:tc>
       </w:tr>
       <w:tr>
         <w:trPr>
-          <w:trHeight w:val="454"/>
+          <w:trHeight w:val="340"/>
         </w:trPr>
         <w:tc>
           <w:tcPr>
-            <w:tcW w:w="1325" w:type="pct"/>
+            <w:tcW w:w="1426" w:type="pct"/>
+            <w:vAlign w:val="center"/>
           </w:tcPr>
           <w:p>
             <w:pPr>
-              <w:adjustRightInd w:val="0"/>
-              <w:snapToGrid w:val="0"/>
-              <w:spacing w:line="240" w:lineRule="auto"/>
+              <w:jc w:val="center"/>
+              <w:rPr>
+                <w:color w:val="548DD4" w:themeColor="text2" w:themeTint="99"/>
+              </w:rPr>
             </w:pPr>
           </w:p>
         </w:tc>
         <w:tc>
           <w:tcPr>
-            <w:tcW w:w="2273" w:type="pct"/>
+            <w:tcW w:w="2241" w:type="pct"/>
+            <w:vAlign w:val="center"/>
           </w:tcPr>
           <w:p>
             <w:pPr>
-              <w:adjustRightInd w:val="0"/>
-              <w:snapToGrid w:val="0"/>
-              <w:spacing w:line="240" w:lineRule="auto"/>
-              <w:jc w:val="left"/>
+              <w:jc w:val="center"/>
+              <w:rPr>
+                <w:color w:val="548DD4" w:themeColor="text2" w:themeTint="99"/>
+              </w:rPr>
             </w:pPr>
           </w:p>
         </w:tc>
         <w:tc>
           <w:tcPr>
-            <w:tcW w:w="1402" w:type="pct"/>
+            <w:tcW w:w="1333" w:type="pct"/>
+            <w:vAlign w:val="center"/>
           </w:tcPr>
           <w:p>
             <w:pPr>
-              <w:adjustRightInd w:val="0"/>
-              <w:snapToGrid w:val="0"/>
-              <w:spacing w:line="240" w:lineRule="auto"/>
-              <w:jc w:val="left"/>
-            </w:pPr>
-          </w:p>
-        </w:tc>
-      </w:tr>
-      <w:tr>
-        <w:trPr>
-          <w:trHeight w:val="454"/>
-        </w:trPr>
-        <w:tc>
-          <w:tcPr>
-            <w:tcW w:w="1325" w:type="pct"/>
-          </w:tcPr>
-          <w:p>
-            <w:pPr>
-              <w:adjustRightInd w:val="0"/>
-              <w:snapToGrid w:val="0"/>
-              <w:spacing w:line="240" w:lineRule="auto"/>
-            </w:pPr>
-          </w:p>
-        </w:tc>
-        <w:tc>
-          <w:tcPr>
-            <w:tcW w:w="2273" w:type="pct"/>
-          </w:tcPr>
-          <w:p>
-            <w:pPr>
-              <w:adjustRightInd w:val="0"/>
-              <w:snapToGrid w:val="0"/>
-              <w:spacing w:line="240" w:lineRule="auto"/>
-              <w:jc w:val="left"/>
-            </w:pPr>
-          </w:p>
-        </w:tc>
-        <w:tc>
-          <w:tcPr>
-            <w:tcW w:w="1402" w:type="pct"/>
-          </w:tcPr>
-          <w:p>
-            <w:pPr>
-              <w:adjustRightInd w:val="0"/>
-              <w:snapToGrid w:val="0"/>
-              <w:spacing w:line="240" w:lineRule="auto"/>
-              <w:jc w:val="left"/>
-            </w:pPr>
-          </w:p>
-        </w:tc>
-      </w:tr>
-      <w:tr>
-        <w:trPr>
-          <w:trHeight w:val="454"/>
-        </w:trPr>
-        <w:tc>
-          <w:tcPr>
-            <w:tcW w:w="1325" w:type="pct"/>
-          </w:tcPr>
-          <w:p>
-            <w:pPr>
-              <w:adjustRightInd w:val="0"/>
-              <w:snapToGrid w:val="0"/>
-              <w:spacing w:line="240" w:lineRule="auto"/>
-            </w:pPr>
-          </w:p>
-        </w:tc>
-        <w:tc>
-          <w:tcPr>
-            <w:tcW w:w="2273" w:type="pct"/>
-          </w:tcPr>
-          <w:p>
-            <w:pPr>
-              <w:adjustRightInd w:val="0"/>
-              <w:snapToGrid w:val="0"/>
-              <w:spacing w:line="240" w:lineRule="auto"/>
-              <w:jc w:val="left"/>
-            </w:pPr>
-          </w:p>
-        </w:tc>
-        <w:tc>
-          <w:tcPr>
-            <w:tcW w:w="1402" w:type="pct"/>
-          </w:tcPr>
-          <w:p>
-            <w:pPr>
-              <w:adjustRightInd w:val="0"/>
-              <w:snapToGrid w:val="0"/>
-              <w:spacing w:line="240" w:lineRule="auto"/>
-              <w:jc w:val="left"/>
-            </w:pPr>
-          </w:p>
-        </w:tc>
-      </w:tr>
-      <w:tr>
-        <w:trPr>
-          <w:trHeight w:val="454"/>
-        </w:trPr>
-        <w:tc>
-          <w:tcPr>
-            <w:tcW w:w="1325" w:type="pct"/>
-          </w:tcPr>
-          <w:p>
-            <w:pPr>
-              <w:adjustRightInd w:val="0"/>
-              <w:snapToGrid w:val="0"/>
-              <w:spacing w:line="240" w:lineRule="auto"/>
-            </w:pPr>
-          </w:p>
-        </w:tc>
-        <w:tc>
-          <w:tcPr>
-            <w:tcW w:w="2273" w:type="pct"/>
-          </w:tcPr>
-          <w:p>
-            <w:pPr>
-              <w:adjustRightInd w:val="0"/>
-              <w:snapToGrid w:val="0"/>
-              <w:spacing w:line="240" w:lineRule="auto"/>
-              <w:jc w:val="left"/>
-            </w:pPr>
-          </w:p>
-        </w:tc>
-        <w:tc>
-          <w:tcPr>
-            <w:tcW w:w="1402" w:type="pct"/>
-          </w:tcPr>
-          <w:p>
-            <w:pPr>
-              <w:adjustRightInd w:val="0"/>
-              <w:snapToGrid w:val="0"/>
-              <w:spacing w:line="240" w:lineRule="auto"/>
-              <w:jc w:val="left"/>
-            </w:pPr>
-          </w:p>
-        </w:tc>
-      </w:tr>
-      <w:tr>
-        <w:trPr>
-          <w:trHeight w:val="454"/>
-        </w:trPr>
-        <w:tc>
-          <w:tcPr>
-            <w:tcW w:w="1325" w:type="pct"/>
-          </w:tcPr>
-          <w:p>
-            <w:pPr>
-              <w:adjustRightInd w:val="0"/>
-              <w:snapToGrid w:val="0"/>
-              <w:spacing w:line="240" w:lineRule="auto"/>
-            </w:pPr>
-          </w:p>
-        </w:tc>
-        <w:tc>
-          <w:tcPr>
-            <w:tcW w:w="2273" w:type="pct"/>
-          </w:tcPr>
-          <w:p>
-            <w:pPr>
-              <w:adjustRightInd w:val="0"/>
-              <w:snapToGrid w:val="0"/>
-              <w:spacing w:line="240" w:lineRule="auto"/>
-              <w:jc w:val="left"/>
-            </w:pPr>
-          </w:p>
-        </w:tc>
-        <w:tc>
-          <w:tcPr>
-            <w:tcW w:w="1402" w:type="pct"/>
-          </w:tcPr>
-          <w:p>
-            <w:pPr>
-              <w:adjustRightInd w:val="0"/>
-              <w:snapToGrid w:val="0"/>
-              <w:spacing w:line="240" w:lineRule="auto"/>
-              <w:jc w:val="left"/>
-            </w:pPr>
-          </w:p>
-        </w:tc>
-      </w:tr>
-      <w:tr>
-        <w:trPr>
-          <w:trHeight w:val="454"/>
-        </w:trPr>
-        <w:tc>
-          <w:tcPr>
-            <w:tcW w:w="1325" w:type="pct"/>
-          </w:tcPr>
-          <w:p>
-            <w:pPr>
-              <w:adjustRightInd w:val="0"/>
-              <w:snapToGrid w:val="0"/>
-              <w:spacing w:line="240" w:lineRule="auto"/>
-            </w:pPr>
-          </w:p>
-        </w:tc>
-        <w:tc>
-          <w:tcPr>
-            <w:tcW w:w="2273" w:type="pct"/>
-          </w:tcPr>
-          <w:p>
-            <w:pPr>
-              <w:adjustRightInd w:val="0"/>
-              <w:snapToGrid w:val="0"/>
-              <w:spacing w:line="240" w:lineRule="auto"/>
-              <w:jc w:val="left"/>
-            </w:pPr>
-          </w:p>
-        </w:tc>
-        <w:tc>
-          <w:tcPr>
-            <w:tcW w:w="1402" w:type="pct"/>
-          </w:tcPr>
-          <w:p>
-            <w:pPr>
-              <w:adjustRightInd w:val="0"/>
-              <w:snapToGrid w:val="0"/>
-              <w:spacing w:line="240" w:lineRule="auto"/>
-              <w:jc w:val="left"/>
-            </w:pPr>
-          </w:p>
-        </w:tc>
-      </w:tr>
-      <w:tr>
-        <w:trPr>
-          <w:trHeight w:val="454"/>
-        </w:trPr>
-        <w:tc>
-          <w:tcPr>
-            <w:tcW w:w="1325" w:type="pct"/>
-          </w:tcPr>
-          <w:p>
-            <w:pPr>
-              <w:adjustRightInd w:val="0"/>
-              <w:snapToGrid w:val="0"/>
-              <w:spacing w:line="240" w:lineRule="auto"/>
-            </w:pPr>
-          </w:p>
-        </w:tc>
-        <w:tc>
-          <w:tcPr>
-            <w:tcW w:w="2273" w:type="pct"/>
-          </w:tcPr>
-          <w:p>
-            <w:pPr>
-              <w:adjustRightInd w:val="0"/>
-              <w:snapToGrid w:val="0"/>
-              <w:spacing w:line="240" w:lineRule="auto"/>
-              <w:jc w:val="left"/>
-            </w:pPr>
-          </w:p>
-        </w:tc>
-        <w:tc>
-          <w:tcPr>
-            <w:tcW w:w="1402" w:type="pct"/>
-          </w:tcPr>
-          <w:p>
-            <w:pPr>
-              <w:adjustRightInd w:val="0"/>
-              <w:snapToGrid w:val="0"/>
-              <w:spacing w:line="240" w:lineRule="auto"/>
-              <w:jc w:val="left"/>
-            </w:pPr>
-          </w:p>
-        </w:tc>
-      </w:tr>
-      <w:tr>
-        <w:trPr>
-          <w:trHeight w:val="454"/>
-        </w:trPr>
-        <w:tc>
-          <w:tcPr>
-            <w:tcW w:w="1325" w:type="pct"/>
-          </w:tcPr>
-          <w:p>
-            <w:pPr>
-              <w:adjustRightInd w:val="0"/>
-              <w:snapToGrid w:val="0"/>
-              <w:spacing w:line="240" w:lineRule="auto"/>
-            </w:pPr>
-          </w:p>
-        </w:tc>
-        <w:tc>
-          <w:tcPr>
-            <w:tcW w:w="2273" w:type="pct"/>
-          </w:tcPr>
-          <w:p>
-            <w:pPr>
-              <w:adjustRightInd w:val="0"/>
-              <w:snapToGrid w:val="0"/>
-              <w:spacing w:line="240" w:lineRule="auto"/>
-              <w:jc w:val="left"/>
-            </w:pPr>
-          </w:p>
-        </w:tc>
-        <w:tc>
-          <w:tcPr>
-            <w:tcW w:w="1402" w:type="pct"/>
-          </w:tcPr>
-          <w:p>
-            <w:pPr>
-              <w:adjustRightInd w:val="0"/>
-              <w:snapToGrid w:val="0"/>
-              <w:spacing w:line="240" w:lineRule="auto"/>
-              <w:jc w:val="left"/>
-            </w:pPr>
-          </w:p>
-        </w:tc>
-      </w:tr>
-      <w:tr>
-        <w:trPr>
-          <w:trHeight w:val="454"/>
-        </w:trPr>
-        <w:tc>
-          <w:tcPr>
-            <w:tcW w:w="1325" w:type="pct"/>
-          </w:tcPr>
-          <w:p>
-            <w:pPr>
-              <w:adjustRightInd w:val="0"/>
-              <w:snapToGrid w:val="0"/>
-              <w:spacing w:line="240" w:lineRule="auto"/>
-            </w:pPr>
-          </w:p>
-        </w:tc>
-        <w:tc>
-          <w:tcPr>
-            <w:tcW w:w="2273" w:type="pct"/>
-          </w:tcPr>
-          <w:p>
-            <w:pPr>
-              <w:adjustRightInd w:val="0"/>
-              <w:snapToGrid w:val="0"/>
-              <w:spacing w:line="240" w:lineRule="auto"/>
-              <w:jc w:val="left"/>
-            </w:pPr>
-          </w:p>
-        </w:tc>
-        <w:tc>
-          <w:tcPr>
-            <w:tcW w:w="1402" w:type="pct"/>
-          </w:tcPr>
-          <w:p>
-            <w:pPr>
-              <w:adjustRightInd w:val="0"/>
-              <w:snapToGrid w:val="0"/>
-              <w:spacing w:line="240" w:lineRule="auto"/>
-              <w:jc w:val="left"/>
-            </w:pPr>
-          </w:p>
-        </w:tc>
-      </w:tr>
-      <w:tr>
-        <w:trPr>
-          <w:trHeight w:val="454"/>
-        </w:trPr>
-        <w:tc>
-          <w:tcPr>
-            <w:tcW w:w="1325" w:type="pct"/>
-          </w:tcPr>
-          <w:p>
-            <w:pPr>
-              <w:adjustRightInd w:val="0"/>
-              <w:snapToGrid w:val="0"/>
-              <w:spacing w:line="240" w:lineRule="auto"/>
-            </w:pPr>
-          </w:p>
-        </w:tc>
-        <w:tc>
-          <w:tcPr>
-            <w:tcW w:w="2273" w:type="pct"/>
-          </w:tcPr>
-          <w:p>
-            <w:pPr>
-              <w:adjustRightInd w:val="0"/>
-              <w:snapToGrid w:val="0"/>
-              <w:spacing w:line="240" w:lineRule="auto"/>
-              <w:jc w:val="left"/>
-            </w:pPr>
-          </w:p>
-        </w:tc>
-        <w:tc>
-          <w:tcPr>
-            <w:tcW w:w="1402" w:type="pct"/>
-          </w:tcPr>
-          <w:p>
-            <w:pPr>
-              <w:adjustRightInd w:val="0"/>
-              <w:snapToGrid w:val="0"/>
-              <w:spacing w:line="240" w:lineRule="auto"/>
-              <w:jc w:val="left"/>
-            </w:pPr>
-          </w:p>
-        </w:tc>
-      </w:tr>
-      <w:tr>
-        <w:trPr>
-          <w:trHeight w:val="454"/>
-        </w:trPr>
-        <w:tc>
-          <w:tcPr>
-            <w:tcW w:w="1325" w:type="pct"/>
-          </w:tcPr>
-          <w:p>
-            <w:pPr>
-              <w:adjustRightInd w:val="0"/>
-              <w:snapToGrid w:val="0"/>
-              <w:spacing w:line="240" w:lineRule="auto"/>
-            </w:pPr>
-          </w:p>
-        </w:tc>
-        <w:tc>
-          <w:tcPr>
-            <w:tcW w:w="2273" w:type="pct"/>
-          </w:tcPr>
-          <w:p>
-            <w:pPr>
-              <w:adjustRightInd w:val="0"/>
-              <w:snapToGrid w:val="0"/>
-              <w:spacing w:line="240" w:lineRule="auto"/>
-              <w:jc w:val="left"/>
-            </w:pPr>
-          </w:p>
-        </w:tc>
-        <w:tc>
-          <w:tcPr>
-            <w:tcW w:w="1402" w:type="pct"/>
-          </w:tcPr>
-          <w:p>
-            <w:pPr>
-              <w:adjustRightInd w:val="0"/>
-              <w:snapToGrid w:val="0"/>
-              <w:spacing w:line="240" w:lineRule="auto"/>
-              <w:jc w:val="left"/>
-            </w:pPr>
-          </w:p>
-        </w:tc>
-      </w:tr>
-      <w:tr>
-        <w:trPr>
-          <w:trHeight w:val="454"/>
-        </w:trPr>
-        <w:tc>
-          <w:tcPr>
-            <w:tcW w:w="1325" w:type="pct"/>
-          </w:tcPr>
-          <w:p>
-            <w:pPr>
-              <w:adjustRightInd w:val="0"/>
-              <w:snapToGrid w:val="0"/>
-              <w:spacing w:line="240" w:lineRule="auto"/>
-            </w:pPr>
-          </w:p>
-        </w:tc>
-        <w:tc>
-          <w:tcPr>
-            <w:tcW w:w="2273" w:type="pct"/>
-          </w:tcPr>
-          <w:p>
-            <w:pPr>
-              <w:adjustRightInd w:val="0"/>
-              <w:snapToGrid w:val="0"/>
-              <w:spacing w:line="240" w:lineRule="auto"/>
-              <w:jc w:val="left"/>
-            </w:pPr>
-          </w:p>
-        </w:tc>
-        <w:tc>
-          <w:tcPr>
-            <w:tcW w:w="1402" w:type="pct"/>
-          </w:tcPr>
-          <w:p>
-            <w:pPr>
-              <w:adjustRightInd w:val="0"/>
-              <w:snapToGrid w:val="0"/>
-              <w:spacing w:line="240" w:lineRule="auto"/>
-              <w:jc w:val="left"/>
-            </w:pPr>
-          </w:p>
-        </w:tc>
-      </w:tr>
-      <w:tr>
-        <w:trPr>
-          <w:trHeight w:val="454"/>
-        </w:trPr>
-        <w:tc>
-          <w:tcPr>
-            <w:tcW w:w="1325" w:type="pct"/>
-          </w:tcPr>
-          <w:p>
-            <w:pPr>
-              <w:adjustRightInd w:val="0"/>
-              <w:snapToGrid w:val="0"/>
-              <w:spacing w:line="240" w:lineRule="auto"/>
-            </w:pPr>
-          </w:p>
-        </w:tc>
-        <w:tc>
-          <w:tcPr>
-            <w:tcW w:w="2273" w:type="pct"/>
-          </w:tcPr>
-          <w:p>
-            <w:pPr>
-              <w:adjustRightInd w:val="0"/>
-              <w:snapToGrid w:val="0"/>
-              <w:spacing w:line="240" w:lineRule="auto"/>
-              <w:jc w:val="left"/>
-            </w:pPr>
-          </w:p>
-        </w:tc>
-        <w:tc>
-          <w:tcPr>
-            <w:tcW w:w="1402" w:type="pct"/>
-          </w:tcPr>
-          <w:p>
-            <w:pPr>
-              <w:adjustRightInd w:val="0"/>
-              <w:snapToGrid w:val="0"/>
-              <w:spacing w:line="240" w:lineRule="auto"/>
-              <w:jc w:val="left"/>
-            </w:pPr>
-          </w:p>
-        </w:tc>
-      </w:tr>
-      <w:tr>
-        <w:trPr>
-          <w:trHeight w:val="454"/>
-        </w:trPr>
-        <w:tc>
-          <w:tcPr>
-            <w:tcW w:w="1325" w:type="pct"/>
-          </w:tcPr>
-          <w:p>
-            <w:pPr>
-              <w:adjustRightInd w:val="0"/>
-              <w:snapToGrid w:val="0"/>
-              <w:spacing w:line="240" w:lineRule="auto"/>
-            </w:pPr>
-          </w:p>
-        </w:tc>
-        <w:tc>
-          <w:tcPr>
-            <w:tcW w:w="2273" w:type="pct"/>
-          </w:tcPr>
-          <w:p>
-            <w:pPr>
-              <w:adjustRightInd w:val="0"/>
-              <w:snapToGrid w:val="0"/>
-              <w:spacing w:line="240" w:lineRule="auto"/>
-              <w:jc w:val="left"/>
-            </w:pPr>
-          </w:p>
-        </w:tc>
-        <w:tc>
-          <w:tcPr>
-            <w:tcW w:w="1402" w:type="pct"/>
-          </w:tcPr>
-          <w:p>
-            <w:pPr>
-              <w:adjustRightInd w:val="0"/>
-              <w:snapToGrid w:val="0"/>
-              <w:spacing w:line="240" w:lineRule="auto"/>
-              <w:jc w:val="left"/>
+              <w:jc w:val="center"/>
+              <w:rPr>
+                <w:color w:val="548DD4" w:themeColor="text2" w:themeTint="99"/>
+              </w:rPr>
             </w:pPr>
           </w:p>
         </w:tc>
       </w:tr>
     </w:tbl>
-    <w:p>
-      <w:pPr>
-        <w:jc w:val="center"/>
-      </w:pPr>
-    </w:p>
     <w:p>
       <w:pPr>
         <w:widowControl/>
@@ -1382,6 +819,19 @@
         <w:textAlignment w:val="baseline"/>
         <w:rPr>
           <w:rFonts w:hint="eastAsia"/>
+          <w:sz w:val="24"/>
+          <w:szCs w:val="24"/>
+        </w:rPr>
+      </w:pPr>
+    </w:p>
+    <w:p>
+      <w:pPr>
+        <w:widowControl/>
+        <w:spacing w:line="360" w:lineRule="auto"/>
+        <w:ind w:left="480"/>
+        <w:jc w:val="left"/>
+        <w:textAlignment w:val="baseline"/>
+        <w:rPr>
           <w:sz w:val="24"/>
           <w:szCs w:val="24"/>
         </w:rPr>
@@ -1410,23 +860,7 @@
           <w:sz w:val="24"/>
           <w:szCs w:val="24"/>
         </w:rPr>
-        <w:t>主要</w:t>
-      </w:r>
-      <w:r>
-        <w:rPr>
-          <w:rFonts w:hint="eastAsia"/>
-          <w:sz w:val="24"/>
-          <w:szCs w:val="24"/>
-        </w:rPr>
-        <w:t>性能</w:t>
-      </w:r>
-      <w:r>
-        <w:rPr>
-          <w:rFonts w:hint="eastAsia"/>
-          <w:sz w:val="24"/>
-          <w:szCs w:val="24"/>
-        </w:rPr>
-        <w:t>要求如下表所示。</w:t>
+        <w:t>主要性能要求如下表所示。</w:t>
       </w:r>
     </w:p>
     <w:p>
@@ -1558,46 +992,46 @@
           <w:rFonts w:eastAsia="黑体" w:hint="eastAsia"/>
           <w:szCs w:val="21"/>
         </w:rPr>
-        <w:t>性能</w:t>
-      </w:r>
-      <w:r>
-        <w:rPr>
-          <w:rFonts w:eastAsia="黑体" w:hint="eastAsia"/>
-          <w:szCs w:val="21"/>
-        </w:rPr>
-        <w:t>指标覆盖情况表</w:t>
+        <w:t>性能指标覆盖情况表</w:t>
       </w:r>
     </w:p>
     <w:tbl>
       <w:tblPr>
-        <w:tblStyle w:val="RC"/>
         <w:tblW w:w="5000" w:type="pct"/>
-        <w:tblLayout w:type="fixed"/>
-        <w:tblCellMar>
-          <w:top w:w="57" w:type="dxa"/>
-          <w:bottom w:w="57" w:type="dxa"/>
-        </w:tblCellMar>
-        <w:tblLook w:val="04A0" w:firstRow="1" w:lastRow="0" w:firstColumn="1" w:lastColumn="0" w:noHBand="0" w:noVBand="1"/>
+        <w:tblBorders>
+          <w:top w:val="single" w:sz="12" w:space="0" w:color="auto"/>
+          <w:left w:val="single" w:sz="12" w:space="0" w:color="auto"/>
+          <w:bottom w:val="single" w:sz="12" w:space="0" w:color="auto"/>
+          <w:right w:val="single" w:sz="12" w:space="0" w:color="auto"/>
+          <w:insideH w:val="single" w:sz="6" w:space="0" w:color="auto"/>
+          <w:insideV w:val="single" w:sz="6" w:space="0" w:color="auto"/>
+        </w:tblBorders>
+        <w:tblLook w:val="0000" w:firstRow="0" w:lastRow="0" w:firstColumn="0" w:lastColumn="0" w:noHBand="0" w:noVBand="0"/>
       </w:tblPr>
       <w:tblGrid>
-        <w:gridCol w:w="2396"/>
-        <w:gridCol w:w="4111"/>
-        <w:gridCol w:w="2533"/>
+        <w:gridCol w:w="2578"/>
+        <w:gridCol w:w="4052"/>
+        <w:gridCol w:w="2410"/>
       </w:tblGrid>
       <w:tr>
         <w:trPr>
-          <w:trHeight w:val="454"/>
+          <w:trHeight w:val="340"/>
         </w:trPr>
         <w:tc>
           <w:tcPr>
-            <w:tcW w:w="1325" w:type="pct"/>
+            <w:tcW w:w="1426" w:type="pct"/>
+            <w:vAlign w:val="center"/>
           </w:tcPr>
           <w:p>
             <w:pPr>
-              <w:adjustRightInd w:val="0"/>
-              <w:snapToGrid w:val="0"/>
-              <w:spacing w:line="240" w:lineRule="auto"/>
+              <w:tabs>
+                <w:tab w:val="left" w:pos="6706"/>
+              </w:tabs>
               <w:jc w:val="center"/>
+              <w:rPr>
+                <w:rFonts w:eastAsia="黑体"/>
+                <w:szCs w:val="21"/>
+              </w:rPr>
             </w:pPr>
             <w:r>
               <w:rPr>
@@ -1609,16 +1043,17 @@
         </w:tc>
         <w:tc>
           <w:tcPr>
-            <w:tcW w:w="2274" w:type="pct"/>
+            <w:tcW w:w="2241" w:type="pct"/>
+            <w:vAlign w:val="center"/>
           </w:tcPr>
           <w:p>
             <w:pPr>
-              <w:widowControl/>
-              <w:adjustRightInd w:val="0"/>
-              <w:snapToGrid w:val="0"/>
-              <w:spacing w:line="240" w:lineRule="auto"/>
+              <w:tabs>
+                <w:tab w:val="left" w:pos="6706"/>
+              </w:tabs>
               <w:jc w:val="center"/>
               <w:rPr>
+                <w:rFonts w:eastAsia="黑体"/>
                 <w:szCs w:val="21"/>
               </w:rPr>
             </w:pPr>
@@ -1632,14 +1067,19 @@
         </w:tc>
         <w:tc>
           <w:tcPr>
-            <w:tcW w:w="1402" w:type="pct"/>
+            <w:tcW w:w="1333" w:type="pct"/>
+            <w:vAlign w:val="center"/>
           </w:tcPr>
           <w:p>
             <w:pPr>
-              <w:adjustRightInd w:val="0"/>
-              <w:snapToGrid w:val="0"/>
-              <w:spacing w:line="240" w:lineRule="auto"/>
+              <w:tabs>
+                <w:tab w:val="left" w:pos="6706"/>
+              </w:tabs>
               <w:jc w:val="center"/>
+              <w:rPr>
+                <w:rFonts w:eastAsia="黑体"/>
+                <w:szCs w:val="21"/>
+              </w:rPr>
             </w:pPr>
             <w:r>
               <w:rPr>
@@ -1652,18 +1092,18 @@
       </w:tr>
       <w:tr>
         <w:trPr>
-          <w:trHeight w:val="454"/>
+          <w:trHeight w:val="340"/>
         </w:trPr>
         <w:tc>
           <w:tcPr>
-            <w:tcW w:w="1325" w:type="pct"/>
+            <w:tcW w:w="1426" w:type="pct"/>
             <w:vMerge w:val="restart"/>
+            <w:vAlign w:val="center"/>
           </w:tcPr>
           <w:p>
             <w:pPr>
               <w:adjustRightInd w:val="0"/>
               <w:snapToGrid w:val="0"/>
-              <w:spacing w:line="240" w:lineRule="auto"/>
               <w:rPr>
                 <w:color w:val="548DD4" w:themeColor="text2" w:themeTint="99"/>
               </w:rPr>
@@ -1730,11 +1170,9 @@
           </w:p>
           <w:p>
             <w:pPr>
-              <w:adjustRightInd w:val="0"/>
-              <w:snapToGrid w:val="0"/>
-              <w:spacing w:line="240" w:lineRule="auto"/>
-              <w:rPr>
-                <w:color w:val="548DD4" w:themeColor="text2" w:themeTint="99"/>
+              <w:jc w:val="center"/>
+              <w:rPr>
+                <w:szCs w:val="21"/>
               </w:rPr>
             </w:pPr>
             <w:r>
@@ -1800,14 +1238,14 @@
         </w:tc>
         <w:tc>
           <w:tcPr>
-            <w:tcW w:w="2274" w:type="pct"/>
+            <w:tcW w:w="2241" w:type="pct"/>
+            <w:vAlign w:val="center"/>
           </w:tcPr>
           <w:p>
             <w:pPr>
-              <w:spacing w:line="240" w:lineRule="auto"/>
-              <w:rPr>
-                <w:rFonts w:hint="eastAsia"/>
-                <w:color w:val="548DD4" w:themeColor="text2" w:themeTint="99"/>
+              <w:jc w:val="center"/>
+              <w:rPr>
+                <w:szCs w:val="21"/>
               </w:rPr>
             </w:pPr>
             <w:r>
@@ -1856,15 +1294,14 @@
         </w:tc>
         <w:tc>
           <w:tcPr>
-            <w:tcW w:w="1402" w:type="pct"/>
+            <w:tcW w:w="1333" w:type="pct"/>
+            <w:vAlign w:val="center"/>
           </w:tcPr>
           <w:p>
             <w:pPr>
-              <w:adjustRightInd w:val="0"/>
-              <w:snapToGrid w:val="0"/>
-              <w:spacing w:line="240" w:lineRule="auto"/>
-              <w:rPr>
-                <w:color w:val="548DD4" w:themeColor="text2" w:themeTint="99"/>
+              <w:jc w:val="center"/>
+              <w:rPr>
+                <w:szCs w:val="24"/>
               </w:rPr>
             </w:pPr>
             <w:r>
@@ -1890,18 +1327,17 @@
       </w:tr>
       <w:tr>
         <w:trPr>
-          <w:trHeight w:val="454"/>
+          <w:trHeight w:val="340"/>
         </w:trPr>
         <w:tc>
           <w:tcPr>
-            <w:tcW w:w="1325" w:type="pct"/>
+            <w:tcW w:w="1426" w:type="pct"/>
             <w:vMerge/>
+            <w:vAlign w:val="center"/>
           </w:tcPr>
           <w:p>
             <w:pPr>
-              <w:adjustRightInd w:val="0"/>
-              <w:snapToGrid w:val="0"/>
-              <w:spacing w:line="240" w:lineRule="auto"/>
+              <w:jc w:val="center"/>
               <w:rPr>
                 <w:color w:val="548DD4" w:themeColor="text2" w:themeTint="99"/>
               </w:rPr>
@@ -1910,11 +1346,12 @@
         </w:tc>
         <w:tc>
           <w:tcPr>
-            <w:tcW w:w="2274" w:type="pct"/>
+            <w:tcW w:w="2241" w:type="pct"/>
+            <w:vAlign w:val="center"/>
           </w:tcPr>
           <w:p>
             <w:pPr>
-              <w:spacing w:line="240" w:lineRule="auto"/>
+              <w:jc w:val="center"/>
               <w:rPr>
                 <w:color w:val="548DD4" w:themeColor="text2" w:themeTint="99"/>
               </w:rPr>
@@ -1965,13 +1402,12 @@
         </w:tc>
         <w:tc>
           <w:tcPr>
-            <w:tcW w:w="1402" w:type="pct"/>
+            <w:tcW w:w="1333" w:type="pct"/>
+            <w:vAlign w:val="center"/>
           </w:tcPr>
           <w:p>
             <w:pPr>
-              <w:adjustRightInd w:val="0"/>
-              <w:snapToGrid w:val="0"/>
-              <w:spacing w:line="240" w:lineRule="auto"/>
+              <w:jc w:val="center"/>
               <w:rPr>
                 <w:color w:val="548DD4" w:themeColor="text2" w:themeTint="99"/>
               </w:rPr>
@@ -1999,18 +1435,17 @@
       </w:tr>
       <w:tr>
         <w:trPr>
-          <w:trHeight w:val="454"/>
+          <w:trHeight w:val="340"/>
         </w:trPr>
         <w:tc>
           <w:tcPr>
-            <w:tcW w:w="1325" w:type="pct"/>
+            <w:tcW w:w="1426" w:type="pct"/>
             <w:vMerge/>
+            <w:vAlign w:val="center"/>
           </w:tcPr>
           <w:p>
             <w:pPr>
-              <w:adjustRightInd w:val="0"/>
-              <w:snapToGrid w:val="0"/>
-              <w:spacing w:line="240" w:lineRule="auto"/>
+              <w:jc w:val="center"/>
               <w:rPr>
                 <w:color w:val="548DD4" w:themeColor="text2" w:themeTint="99"/>
               </w:rPr>
@@ -2019,13 +1454,13 @@
         </w:tc>
         <w:tc>
           <w:tcPr>
-            <w:tcW w:w="2274" w:type="pct"/>
+            <w:tcW w:w="2241" w:type="pct"/>
+            <w:vAlign w:val="center"/>
           </w:tcPr>
           <w:p>
             <w:pPr>
-              <w:spacing w:line="240" w:lineRule="auto"/>
-              <w:rPr>
-                <w:rFonts w:hint="eastAsia"/>
+              <w:jc w:val="center"/>
+              <w:rPr>
                 <w:color w:val="548DD4" w:themeColor="text2" w:themeTint="99"/>
               </w:rPr>
             </w:pPr>
@@ -2045,13 +1480,12 @@
         </w:tc>
         <w:tc>
           <w:tcPr>
-            <w:tcW w:w="1402" w:type="pct"/>
+            <w:tcW w:w="1333" w:type="pct"/>
+            <w:vAlign w:val="center"/>
           </w:tcPr>
           <w:p>
             <w:pPr>
-              <w:adjustRightInd w:val="0"/>
-              <w:snapToGrid w:val="0"/>
-              <w:spacing w:line="240" w:lineRule="auto"/>
+              <w:jc w:val="center"/>
               <w:rPr>
                 <w:color w:val="548DD4" w:themeColor="text2" w:themeTint="99"/>
               </w:rPr>
@@ -2067,18 +1501,17 @@
       </w:tr>
       <w:tr>
         <w:trPr>
-          <w:trHeight w:val="454"/>
+          <w:trHeight w:val="340"/>
         </w:trPr>
         <w:tc>
           <w:tcPr>
-            <w:tcW w:w="1325" w:type="pct"/>
+            <w:tcW w:w="1426" w:type="pct"/>
             <w:vMerge/>
+            <w:vAlign w:val="center"/>
           </w:tcPr>
           <w:p>
             <w:pPr>
-              <w:adjustRightInd w:val="0"/>
-              <w:snapToGrid w:val="0"/>
-              <w:spacing w:line="240" w:lineRule="auto"/>
+              <w:jc w:val="center"/>
               <w:rPr>
                 <w:color w:val="548DD4" w:themeColor="text2" w:themeTint="99"/>
               </w:rPr>
@@ -2087,13 +1520,13 @@
         </w:tc>
         <w:tc>
           <w:tcPr>
-            <w:tcW w:w="2274" w:type="pct"/>
+            <w:tcW w:w="2241" w:type="pct"/>
+            <w:vAlign w:val="center"/>
           </w:tcPr>
           <w:p>
             <w:pPr>
-              <w:spacing w:line="240" w:lineRule="auto"/>
-              <w:rPr>
-                <w:rFonts w:hint="eastAsia"/>
+              <w:jc w:val="center"/>
+              <w:rPr>
                 <w:color w:val="548DD4" w:themeColor="text2" w:themeTint="99"/>
               </w:rPr>
             </w:pPr>
@@ -2125,13 +1558,12 @@
         </w:tc>
         <w:tc>
           <w:tcPr>
-            <w:tcW w:w="1402" w:type="pct"/>
+            <w:tcW w:w="1333" w:type="pct"/>
+            <w:vAlign w:val="center"/>
           </w:tcPr>
           <w:p>
             <w:pPr>
-              <w:adjustRightInd w:val="0"/>
-              <w:snapToGrid w:val="0"/>
-              <w:spacing w:line="240" w:lineRule="auto"/>
+              <w:jc w:val="center"/>
               <w:rPr>
                 <w:color w:val="548DD4" w:themeColor="text2" w:themeTint="99"/>
               </w:rPr>
@@ -2148,7 +1580,10 @@
     </w:tbl>
     <w:p>
       <w:pPr>
-        <w:jc w:val="center"/>
+        <w:rPr>
+          <w:rFonts w:eastAsia="黑体" w:hint="eastAsia"/>
+          <w:szCs w:val="21"/>
+        </w:rPr>
       </w:pPr>
     </w:p>
     <w:p>
@@ -2159,7 +1594,6 @@
         <w:jc w:val="left"/>
         <w:textAlignment w:val="baseline"/>
         <w:rPr>
-          <w:rFonts w:hint="eastAsia"/>
           <w:sz w:val="24"/>
           <w:szCs w:val="24"/>
         </w:rPr>
@@ -2341,35 +1775,38 @@
     </w:p>
     <w:tbl>
       <w:tblPr>
-        <w:tblStyle w:val="RC"/>
-        <w:tblW w:w="0" w:type="auto"/>
-        <w:tblLayout w:type="fixed"/>
-        <w:tblCellMar>
-          <w:top w:w="57" w:type="dxa"/>
-          <w:bottom w:w="57" w:type="dxa"/>
-        </w:tblCellMar>
-        <w:tblLook w:val="04A0" w:firstRow="1" w:lastRow="0" w:firstColumn="1" w:lastColumn="0" w:noHBand="0" w:noVBand="1"/>
+        <w:tblW w:w="5000" w:type="pct"/>
+        <w:tblBorders>
+          <w:top w:val="single" w:sz="12" w:space="0" w:color="auto"/>
+          <w:left w:val="single" w:sz="12" w:space="0" w:color="auto"/>
+          <w:bottom w:val="single" w:sz="12" w:space="0" w:color="auto"/>
+          <w:right w:val="single" w:sz="12" w:space="0" w:color="auto"/>
+          <w:insideH w:val="single" w:sz="6" w:space="0" w:color="auto"/>
+          <w:insideV w:val="single" w:sz="6" w:space="0" w:color="auto"/>
+        </w:tblBorders>
+        <w:tblLook w:val="0000" w:firstRow="0" w:lastRow="0" w:firstColumn="0" w:lastColumn="0" w:noHBand="0" w:noVBand="0"/>
       </w:tblPr>
       <w:tblGrid>
-        <w:gridCol w:w="2112"/>
-        <w:gridCol w:w="2976"/>
-        <w:gridCol w:w="1477"/>
-        <w:gridCol w:w="1784"/>
-        <w:gridCol w:w="687"/>
+        <w:gridCol w:w="2114"/>
+        <w:gridCol w:w="2974"/>
+        <w:gridCol w:w="1419"/>
+        <w:gridCol w:w="1842"/>
+        <w:gridCol w:w="691"/>
       </w:tblGrid>
       <w:tr>
         <w:trPr>
-          <w:trHeight w:val="422"/>
+          <w:trHeight w:val="340"/>
         </w:trPr>
         <w:tc>
           <w:tcPr>
-            <w:tcW w:w="2112" w:type="dxa"/>
+            <w:tcW w:w="1169" w:type="pct"/>
+            <w:vAlign w:val="center"/>
           </w:tcPr>
           <w:p>
             <w:pPr>
-              <w:adjustRightInd w:val="0"/>
-              <w:snapToGrid w:val="0"/>
-              <w:spacing w:line="240" w:lineRule="auto"/>
+              <w:tabs>
+                <w:tab w:val="left" w:pos="6706"/>
+              </w:tabs>
               <w:jc w:val="center"/>
               <w:rPr>
                 <w:rFonts w:eastAsia="黑体"/>
@@ -2387,13 +1824,14 @@
         </w:tc>
         <w:tc>
           <w:tcPr>
-            <w:tcW w:w="2976" w:type="dxa"/>
+            <w:tcW w:w="1645" w:type="pct"/>
+            <w:vAlign w:val="center"/>
           </w:tcPr>
           <w:p>
             <w:pPr>
-              <w:adjustRightInd w:val="0"/>
-              <w:snapToGrid w:val="0"/>
-              <w:spacing w:line="240" w:lineRule="auto"/>
+              <w:tabs>
+                <w:tab w:val="left" w:pos="6706"/>
+              </w:tabs>
               <w:jc w:val="center"/>
               <w:rPr>
                 <w:rFonts w:eastAsia="黑体"/>
@@ -2411,13 +1849,14 @@
         </w:tc>
         <w:tc>
           <w:tcPr>
-            <w:tcW w:w="1477" w:type="dxa"/>
+            <w:tcW w:w="785" w:type="pct"/>
+            <w:vAlign w:val="center"/>
           </w:tcPr>
           <w:p>
             <w:pPr>
-              <w:adjustRightInd w:val="0"/>
-              <w:snapToGrid w:val="0"/>
-              <w:spacing w:line="240" w:lineRule="auto"/>
+              <w:tabs>
+                <w:tab w:val="left" w:pos="6706"/>
+              </w:tabs>
               <w:jc w:val="center"/>
               <w:rPr>
                 <w:rFonts w:eastAsia="黑体"/>
@@ -2435,17 +1874,17 @@
         </w:tc>
         <w:tc>
           <w:tcPr>
-            <w:tcW w:w="1784" w:type="dxa"/>
+            <w:tcW w:w="1019" w:type="pct"/>
+            <w:vAlign w:val="center"/>
           </w:tcPr>
           <w:p>
             <w:pPr>
-              <w:adjustRightInd w:val="0"/>
-              <w:snapToGrid w:val="0"/>
-              <w:spacing w:line="240" w:lineRule="auto"/>
+              <w:tabs>
+                <w:tab w:val="left" w:pos="6706"/>
+              </w:tabs>
               <w:jc w:val="center"/>
               <w:rPr>
                 <w:rFonts w:eastAsia="黑体"/>
-                <w:szCs w:val="21"/>
               </w:rPr>
             </w:pPr>
             <w:r>
@@ -2459,17 +1898,17 @@
         </w:tc>
         <w:tc>
           <w:tcPr>
-            <w:tcW w:w="687" w:type="dxa"/>
+            <w:tcW w:w="382" w:type="pct"/>
+            <w:vAlign w:val="center"/>
           </w:tcPr>
           <w:p>
             <w:pPr>
-              <w:adjustRightInd w:val="0"/>
-              <w:snapToGrid w:val="0"/>
-              <w:spacing w:line="240" w:lineRule="auto"/>
+              <w:tabs>
+                <w:tab w:val="left" w:pos="6706"/>
+              </w:tabs>
               <w:jc w:val="center"/>
               <w:rPr>
                 <w:rFonts w:eastAsia="黑体"/>
-                <w:szCs w:val="21"/>
               </w:rPr>
             </w:pPr>
             <w:r>
@@ -2484,19 +1923,18 @@
       </w:tr>
       <w:tr>
         <w:trPr>
-          <w:trHeight w:val="866"/>
+          <w:trHeight w:val="340"/>
         </w:trPr>
         <w:tc>
           <w:tcPr>
-            <w:tcW w:w="2112" w:type="dxa"/>
+            <w:tcW w:w="1169" w:type="pct"/>
+            <w:vAlign w:val="center"/>
           </w:tcPr>
           <w:p>
             <w:pPr>
-              <w:adjustRightInd w:val="0"/>
-              <w:snapToGrid w:val="0"/>
-              <w:spacing w:line="240" w:lineRule="auto"/>
-              <w:rPr>
-                <w:color w:val="548DD4" w:themeColor="text2" w:themeTint="99"/>
+              <w:jc w:val="center"/>
+              <w:rPr>
+                <w:szCs w:val="21"/>
               </w:rPr>
             </w:pPr>
             <w:r>
@@ -2566,13 +2004,13 @@
         </w:tc>
         <w:tc>
           <w:tcPr>
-            <w:tcW w:w="2976" w:type="dxa"/>
+            <w:tcW w:w="1645" w:type="pct"/>
+            <w:vAlign w:val="center"/>
           </w:tcPr>
           <w:p>
             <w:pPr>
-              <w:spacing w:line="240" w:lineRule="auto"/>
-              <w:rPr>
-                <w:color w:val="548DD4" w:themeColor="text2" w:themeTint="99"/>
+              <w:jc w:val="center"/>
+              <w:rPr>
                 <w:szCs w:val="21"/>
               </w:rPr>
             </w:pPr>
@@ -2601,17 +2039,14 @@
         </w:tc>
         <w:tc>
           <w:tcPr>
-            <w:tcW w:w="1477" w:type="dxa"/>
+            <w:tcW w:w="785" w:type="pct"/>
+            <w:vAlign w:val="center"/>
           </w:tcPr>
           <w:p>
             <w:pPr>
-              <w:adjustRightInd w:val="0"/>
-              <w:snapToGrid w:val="0"/>
-              <w:spacing w:line="240" w:lineRule="auto"/>
-              <w:rPr>
-                <w:color w:val="548DD4" w:themeColor="text2" w:themeTint="99"/>
-                <w:szCs w:val="20"/>
-                <w:lang w:bidi="en-US"/>
+              <w:jc w:val="center"/>
+              <w:rPr>
+                <w:szCs w:val="24"/>
               </w:rPr>
             </w:pPr>
             <w:r>
@@ -2625,13 +2060,12 @@
         </w:tc>
         <w:tc>
           <w:tcPr>
-            <w:tcW w:w="1784" w:type="dxa"/>
+            <w:tcW w:w="1019" w:type="pct"/>
+            <w:vAlign w:val="center"/>
           </w:tcPr>
           <w:p>
             <w:pPr>
-              <w:adjustRightInd w:val="0"/>
-              <w:snapToGrid w:val="0"/>
-              <w:spacing w:line="240" w:lineRule="auto"/>
+              <w:jc w:val="center"/>
               <w:rPr>
                 <w:color w:val="548DD4" w:themeColor="text2" w:themeTint="99"/>
               </w:rPr>
@@ -2646,17 +2080,14 @@
         </w:tc>
         <w:tc>
           <w:tcPr>
-            <w:tcW w:w="687" w:type="dxa"/>
+            <w:tcW w:w="382" w:type="pct"/>
+            <w:vAlign w:val="center"/>
           </w:tcPr>
           <w:p>
             <w:pPr>
-              <w:adjustRightInd w:val="0"/>
-              <w:snapToGrid w:val="0"/>
-              <w:spacing w:line="240" w:lineRule="auto"/>
               <w:jc w:val="center"/>
               <w:rPr>
                 <w:color w:val="548DD4" w:themeColor="text2" w:themeTint="99"/>
-                <w:szCs w:val="21"/>
               </w:rPr>
             </w:pPr>
             <w:r>
@@ -2671,17 +2102,16 @@
       </w:tr>
       <w:tr>
         <w:trPr>
-          <w:trHeight w:val="866"/>
+          <w:trHeight w:val="340"/>
         </w:trPr>
         <w:tc>
           <w:tcPr>
-            <w:tcW w:w="2112" w:type="dxa"/>
+            <w:tcW w:w="1169" w:type="pct"/>
+            <w:vAlign w:val="center"/>
           </w:tcPr>
           <w:p>
             <w:pPr>
-              <w:adjustRightInd w:val="0"/>
-              <w:snapToGrid w:val="0"/>
-              <w:spacing w:line="240" w:lineRule="auto"/>
+              <w:jc w:val="center"/>
               <w:rPr>
                 <w:color w:val="548DD4" w:themeColor="text2" w:themeTint="99"/>
               </w:rPr>
@@ -2690,6 +2120,7 @@
               <w:rPr>
                 <w:color w:val="548DD4" w:themeColor="text2" w:themeTint="99"/>
               </w:rPr>
+              <w:lastRenderedPageBreak/>
               <w:t>《</w:t>
             </w:r>
             <w:r>
@@ -2753,14 +2184,14 @@
         </w:tc>
         <w:tc>
           <w:tcPr>
-            <w:tcW w:w="2976" w:type="dxa"/>
+            <w:tcW w:w="1645" w:type="pct"/>
+            <w:vAlign w:val="center"/>
           </w:tcPr>
           <w:p>
             <w:pPr>
-              <w:spacing w:line="240" w:lineRule="auto"/>
+              <w:jc w:val="center"/>
               <w:rPr>
                 <w:color w:val="548DD4" w:themeColor="text2" w:themeTint="99"/>
-                <w:szCs w:val="21"/>
               </w:rPr>
             </w:pPr>
             <w:r>
@@ -2795,16 +2226,14 @@
         </w:tc>
         <w:tc>
           <w:tcPr>
-            <w:tcW w:w="1477" w:type="dxa"/>
+            <w:tcW w:w="785" w:type="pct"/>
+            <w:vAlign w:val="center"/>
           </w:tcPr>
           <w:p>
             <w:pPr>
-              <w:adjustRightInd w:val="0"/>
-              <w:snapToGrid w:val="0"/>
-              <w:spacing w:line="240" w:lineRule="auto"/>
+              <w:jc w:val="center"/>
               <w:rPr>
                 <w:color w:val="548DD4" w:themeColor="text2" w:themeTint="99"/>
-                <w:szCs w:val="21"/>
               </w:rPr>
             </w:pPr>
             <w:r>
@@ -2817,13 +2246,12 @@
         </w:tc>
         <w:tc>
           <w:tcPr>
-            <w:tcW w:w="1784" w:type="dxa"/>
+            <w:tcW w:w="1019" w:type="pct"/>
+            <w:vAlign w:val="center"/>
           </w:tcPr>
           <w:p>
             <w:pPr>
-              <w:adjustRightInd w:val="0"/>
-              <w:snapToGrid w:val="0"/>
-              <w:spacing w:before="159" w:after="159" w:line="240" w:lineRule="auto"/>
+              <w:jc w:val="center"/>
               <w:rPr>
                 <w:color w:val="548DD4" w:themeColor="text2" w:themeTint="99"/>
               </w:rPr>
@@ -2849,17 +2277,14 @@
         </w:tc>
         <w:tc>
           <w:tcPr>
-            <w:tcW w:w="687" w:type="dxa"/>
+            <w:tcW w:w="382" w:type="pct"/>
+            <w:vAlign w:val="center"/>
           </w:tcPr>
           <w:p>
             <w:pPr>
-              <w:adjustRightInd w:val="0"/>
-              <w:snapToGrid w:val="0"/>
-              <w:spacing w:line="240" w:lineRule="auto"/>
               <w:jc w:val="center"/>
               <w:rPr>
                 <w:color w:val="548DD4" w:themeColor="text2" w:themeTint="99"/>
-                <w:szCs w:val="21"/>
               </w:rPr>
             </w:pPr>
             <w:r>
@@ -2872,10 +2297,159 @@
           </w:p>
         </w:tc>
       </w:tr>
+      <w:tr>
+        <w:trPr>
+          <w:trHeight w:val="340"/>
+        </w:trPr>
+        <w:tc>
+          <w:tcPr>
+            <w:tcW w:w="1169" w:type="pct"/>
+            <w:vAlign w:val="center"/>
+          </w:tcPr>
+          <w:p>
+            <w:pPr>
+              <w:jc w:val="center"/>
+              <w:rPr>
+                <w:color w:val="548DD4" w:themeColor="text2" w:themeTint="99"/>
+              </w:rPr>
+            </w:pPr>
+          </w:p>
+        </w:tc>
+        <w:tc>
+          <w:tcPr>
+            <w:tcW w:w="1645" w:type="pct"/>
+            <w:vAlign w:val="center"/>
+          </w:tcPr>
+          <w:p>
+            <w:pPr>
+              <w:jc w:val="center"/>
+              <w:rPr>
+                <w:color w:val="548DD4" w:themeColor="text2" w:themeTint="99"/>
+              </w:rPr>
+            </w:pPr>
+          </w:p>
+        </w:tc>
+        <w:tc>
+          <w:tcPr>
+            <w:tcW w:w="785" w:type="pct"/>
+            <w:vAlign w:val="center"/>
+          </w:tcPr>
+          <w:p>
+            <w:pPr>
+              <w:jc w:val="center"/>
+              <w:rPr>
+                <w:color w:val="548DD4" w:themeColor="text2" w:themeTint="99"/>
+              </w:rPr>
+            </w:pPr>
+          </w:p>
+        </w:tc>
+        <w:tc>
+          <w:tcPr>
+            <w:tcW w:w="1019" w:type="pct"/>
+            <w:vAlign w:val="center"/>
+          </w:tcPr>
+          <w:p>
+            <w:pPr>
+              <w:jc w:val="center"/>
+              <w:rPr>
+                <w:color w:val="548DD4" w:themeColor="text2" w:themeTint="99"/>
+              </w:rPr>
+            </w:pPr>
+          </w:p>
+        </w:tc>
+        <w:tc>
+          <w:tcPr>
+            <w:tcW w:w="382" w:type="pct"/>
+            <w:vAlign w:val="center"/>
+          </w:tcPr>
+          <w:p>
+            <w:pPr>
+              <w:jc w:val="center"/>
+              <w:rPr>
+                <w:color w:val="548DD4" w:themeColor="text2" w:themeTint="99"/>
+              </w:rPr>
+            </w:pPr>
+          </w:p>
+        </w:tc>
+      </w:tr>
+      <w:tr>
+        <w:trPr>
+          <w:trHeight w:val="340"/>
+        </w:trPr>
+        <w:tc>
+          <w:tcPr>
+            <w:tcW w:w="1169" w:type="pct"/>
+            <w:vAlign w:val="center"/>
+          </w:tcPr>
+          <w:p>
+            <w:pPr>
+              <w:jc w:val="center"/>
+              <w:rPr>
+                <w:color w:val="548DD4" w:themeColor="text2" w:themeTint="99"/>
+              </w:rPr>
+            </w:pPr>
+          </w:p>
+        </w:tc>
+        <w:tc>
+          <w:tcPr>
+            <w:tcW w:w="1645" w:type="pct"/>
+            <w:vAlign w:val="center"/>
+          </w:tcPr>
+          <w:p>
+            <w:pPr>
+              <w:jc w:val="center"/>
+              <w:rPr>
+                <w:color w:val="548DD4" w:themeColor="text2" w:themeTint="99"/>
+              </w:rPr>
+            </w:pPr>
+          </w:p>
+        </w:tc>
+        <w:tc>
+          <w:tcPr>
+            <w:tcW w:w="785" w:type="pct"/>
+            <w:vAlign w:val="center"/>
+          </w:tcPr>
+          <w:p>
+            <w:pPr>
+              <w:jc w:val="center"/>
+              <w:rPr>
+                <w:color w:val="548DD4" w:themeColor="text2" w:themeTint="99"/>
+              </w:rPr>
+            </w:pPr>
+          </w:p>
+        </w:tc>
+        <w:tc>
+          <w:tcPr>
+            <w:tcW w:w="1019" w:type="pct"/>
+            <w:vAlign w:val="center"/>
+          </w:tcPr>
+          <w:p>
+            <w:pPr>
+              <w:jc w:val="center"/>
+              <w:rPr>
+                <w:color w:val="548DD4" w:themeColor="text2" w:themeTint="99"/>
+              </w:rPr>
+            </w:pPr>
+          </w:p>
+        </w:tc>
+        <w:tc>
+          <w:tcPr>
+            <w:tcW w:w="382" w:type="pct"/>
+            <w:vAlign w:val="center"/>
+          </w:tcPr>
+          <w:p>
+            <w:pPr>
+              <w:jc w:val="center"/>
+              <w:rPr>
+                <w:color w:val="548DD4" w:themeColor="text2" w:themeTint="99"/>
+              </w:rPr>
+            </w:pPr>
+          </w:p>
+        </w:tc>
+      </w:tr>
     </w:tbl>
     <w:p>
       <w:pPr>
-        <w:jc w:val="center"/>
         <w:rPr>
           <w:rFonts w:hint="eastAsia"/>
         </w:rPr>
